--- a/resume-en.docx
+++ b/resume-en.docx
@@ -43,6 +43,20 @@
     </w:p>
     <w:p>
       <w:pPr>
+        <w:spacing w:after="12" w:line="288"/>
+      </w:pPr>
+      <w:r>
+        <w:rPr>
+          <w:rFonts w:ascii="Calibri" w:cs="Calibri" w:eastAsia="Calibri" w:hAnsi="Calibri"/>
+          <w:color w:val="565656"/>
+          <w:sz w:val="18"/>
+          <w:szCs w:val="18"/>
+        </w:rPr>
+        <w:t xml:space="preserve">+886 972 214 982　·　kevin160483@gmail.com　·　New Taipei City</w:t>
+      </w:r>
+    </w:p>
+    <w:p>
+      <w:pPr>
         <w:pBdr>
           <w:bottom w:val="single" w:color="D9D9D9" w:sz="6"/>
         </w:pBdr>
@@ -51,12 +65,26 @@
       <w:r>
         <w:rPr>
           <w:rFonts w:ascii="Calibri" w:cs="Calibri" w:eastAsia="Calibri" w:hAnsi="Calibri"/>
-          <w:color w:val="565656"/>
+          <w:b/>
+          <w:bCs/>
+          <w:color w:val="1F4E79"/>
           <w:sz w:val="18"/>
           <w:szCs w:val="18"/>
         </w:rPr>
-        <w:t xml:space="preserve">+886 972 214 982　·　kevin160483@gmail.com　·　New Taipei City</w:t>
-      </w:r>
+        <w:t xml:space="preserve">Portfolio　</w:t>
+      </w:r>
+      <w:hyperlink w:history="1" r:id="rId6nurynuzezegqljxtgudo">
+        <w:r>
+          <w:rPr>
+            <w:rFonts w:ascii="Calibri" w:cs="Calibri" w:eastAsia="Calibri" w:hAnsi="Calibri"/>
+            <w:color w:val="1F4E79"/>
+            <w:sz w:val="18"/>
+            <w:szCs w:val="18"/>
+            <w:u w:val="single"/>
+          </w:rPr>
+          <w:t xml:space="preserve">kevin160483.github.io</w:t>
+        </w:r>
+      </w:hyperlink>
     </w:p>
     <w:p>
       <w:pPr>

--- a/resume-en.docx
+++ b/resume-en.docx
@@ -8,7 +8,7 @@
       </w:pPr>
       <w:r>
         <w:rPr>
-          <w:rFonts w:ascii="Calibri" w:cs="Calibri" w:eastAsia="Calibri" w:hAnsi="Calibri"/>
+          <w:rFonts w:ascii="Calibri" w:eastAsia="Microsoft JhengHei" w:hAnsi="Calibri"/>
           <w:b/>
           <w:bCs/>
           <w:color w:val="1A1A1A"/>
@@ -19,7 +19,7 @@
       </w:r>
       <w:r>
         <w:rPr>
-          <w:rFonts w:ascii="Calibri" w:cs="Calibri" w:eastAsia="Calibri" w:hAnsi="Calibri"/>
+          <w:rFonts w:ascii="Calibri" w:eastAsia="Microsoft JhengHei" w:hAnsi="Calibri"/>
           <w:color w:val="565656"/>
           <w:sz w:val="22"/>
           <w:szCs w:val="22"/>
@@ -33,7 +33,7 @@
       </w:pPr>
       <w:r>
         <w:rPr>
-          <w:rFonts w:ascii="Calibri" w:cs="Calibri" w:eastAsia="Calibri" w:hAnsi="Calibri"/>
+          <w:rFonts w:ascii="Calibri" w:eastAsia="Microsoft JhengHei" w:hAnsi="Calibri"/>
           <w:color w:val="1F4E79"/>
           <w:sz w:val="20"/>
           <w:szCs w:val="20"/>
@@ -47,7 +47,7 @@
       </w:pPr>
       <w:r>
         <w:rPr>
-          <w:rFonts w:ascii="Calibri" w:cs="Calibri" w:eastAsia="Calibri" w:hAnsi="Calibri"/>
+          <w:rFonts w:ascii="Calibri" w:eastAsia="Microsoft JhengHei" w:hAnsi="Calibri"/>
           <w:color w:val="565656"/>
           <w:sz w:val="18"/>
           <w:szCs w:val="18"/>
@@ -64,7 +64,7 @@
       </w:pPr>
       <w:r>
         <w:rPr>
-          <w:rFonts w:ascii="Calibri" w:cs="Calibri" w:eastAsia="Calibri" w:hAnsi="Calibri"/>
+          <w:rFonts w:ascii="Calibri" w:eastAsia="Microsoft JhengHei" w:hAnsi="Calibri"/>
           <w:b/>
           <w:bCs/>
           <w:color w:val="1F4E79"/>
@@ -73,10 +73,10 @@
         </w:rPr>
         <w:t xml:space="preserve">Portfolio　</w:t>
       </w:r>
-      <w:hyperlink w:history="1" r:id="rId6nurynuzezegqljxtgudo">
+      <w:hyperlink w:history="1" r:id="rIdozjeq72p0rwpg7hapmnow">
         <w:r>
           <w:rPr>
-            <w:rFonts w:ascii="Calibri" w:cs="Calibri" w:eastAsia="Calibri" w:hAnsi="Calibri"/>
+            <w:rFonts w:ascii="Calibri" w:eastAsia="Microsoft JhengHei" w:hAnsi="Calibri"/>
             <w:color w:val="1F4E79"/>
             <w:sz w:val="18"/>
             <w:szCs w:val="18"/>
@@ -95,7 +95,7 @@
       </w:pPr>
       <w:r>
         <w:rPr>
-          <w:rFonts w:ascii="Calibri" w:cs="Calibri" w:eastAsia="Calibri" w:hAnsi="Calibri"/>
+          <w:rFonts w:ascii="Calibri" w:eastAsia="Microsoft JhengHei" w:hAnsi="Calibri"/>
           <w:b/>
           <w:bCs/>
           <w:color w:val="1F4E79"/>
@@ -111,12 +111,12 @@
       </w:pPr>
       <w:r>
         <w:rPr>
-          <w:rFonts w:ascii="Calibri" w:cs="Calibri" w:eastAsia="Calibri" w:hAnsi="Calibri"/>
+          <w:rFonts w:ascii="Calibri" w:eastAsia="Microsoft JhengHei" w:hAnsi="Calibri"/>
           <w:color w:val="1A1A1A"/>
           <w:sz w:val="20"/>
           <w:szCs w:val="20"/>
         </w:rPr>
-        <w:t xml:space="preserve">Mechanical engineer whose strength is taking products from R&amp;D and prototype all the way to mass production. Three roles built on each other: at NTUT, led a national R&amp;D project spanning robotics R&amp;D and business development; at Foxtron, gained mass-production, systems-management and supply-chain experience; now at Anvil Robotics, a founding engineer integrating that R&amp;D and production capability while building and leading a team. Combines hands-on engineering with a business perspective.</w:t>
+        <w:t xml:space="preserve">Mechanical engineer turned hardware lead — I translate product requirements into manufacturable designs and lead the team that gets them to mass production. Three roles built on each other: at NTUT, led a national R&amp;D project spanning robotics R&amp;D and business development; at Foxtron, owned full NPI (TKO→SOP) across 6–7 suppliers; now at Anvil Robotics, a founding engineer owning technical direction for hardware products while leading a team of about 8 across production and hardware R&amp;D.</w:t>
       </w:r>
     </w:p>
     <w:p>
@@ -128,7 +128,7 @@
       </w:pPr>
       <w:r>
         <w:rPr>
-          <w:rFonts w:ascii="Calibri" w:cs="Calibri" w:eastAsia="Calibri" w:hAnsi="Calibri"/>
+          <w:rFonts w:ascii="Calibri" w:eastAsia="Microsoft JhengHei" w:hAnsi="Calibri"/>
           <w:b/>
           <w:bCs/>
           <w:color w:val="1F4E79"/>
@@ -147,7 +147,7 @@
       </w:pPr>
       <w:r>
         <w:rPr>
-          <w:rFonts w:ascii="Calibri" w:cs="Calibri" w:eastAsia="Calibri" w:hAnsi="Calibri"/>
+          <w:rFonts w:ascii="Calibri" w:eastAsia="Microsoft JhengHei" w:hAnsi="Calibri"/>
           <w:b/>
           <w:bCs/>
           <w:color w:val="1A1A1A"/>
@@ -158,7 +158,7 @@
       </w:r>
       <w:r>
         <w:rPr>
-          <w:rFonts w:ascii="Calibri" w:cs="Calibri" w:eastAsia="Calibri" w:hAnsi="Calibri"/>
+          <w:rFonts w:ascii="Calibri" w:eastAsia="Microsoft JhengHei" w:hAnsi="Calibri"/>
           <w:color w:val="565656"/>
           <w:sz w:val="18"/>
           <w:szCs w:val="18"/>
@@ -172,7 +172,7 @@
       </w:pPr>
       <w:r>
         <w:rPr>
-          <w:rFonts w:ascii="Calibri" w:cs="Calibri" w:eastAsia="Calibri" w:hAnsi="Calibri"/>
+          <w:rFonts w:ascii="Calibri" w:eastAsia="Microsoft JhengHei" w:hAnsi="Calibri"/>
           <w:color w:val="1F4E79"/>
           <w:sz w:val="19"/>
           <w:szCs w:val="19"/>
@@ -186,7 +186,7 @@
       </w:pPr>
       <w:r>
         <w:rPr>
-          <w:rFonts w:ascii="Calibri" w:cs="Calibri" w:eastAsia="Calibri" w:hAnsi="Calibri"/>
+          <w:rFonts w:ascii="Calibri" w:eastAsia="Microsoft JhengHei" w:hAnsi="Calibri"/>
           <w:color w:val="565656"/>
           <w:sz w:val="18"/>
           <w:szCs w:val="18"/>
@@ -205,7 +205,7 @@
       </w:pPr>
       <w:r>
         <w:rPr>
-          <w:rFonts w:ascii="Calibri" w:cs="Calibri" w:eastAsia="Calibri" w:hAnsi="Calibri"/>
+          <w:rFonts w:ascii="Calibri" w:eastAsia="Microsoft JhengHei" w:hAnsi="Calibri"/>
           <w:b/>
           <w:bCs/>
           <w:color w:val="1A1A1A"/>
@@ -216,12 +216,12 @@
       </w:r>
       <w:r>
         <w:rPr>
-          <w:rFonts w:ascii="Calibri" w:cs="Calibri" w:eastAsia="Calibri" w:hAnsi="Calibri"/>
-          <w:color w:val="1A1A1A"/>
-          <w:sz w:val="19"/>
-          <w:szCs w:val="19"/>
-        </w:rPr>
-        <w:t xml:space="preserve">Mechanical, wiring and hardware design for OpenArm, Grippers, camera modules, OpenYAM and more; defining specs with the RD team.</w:t>
+          <w:rFonts w:ascii="Calibri" w:eastAsia="Microsoft JhengHei" w:hAnsi="Calibri"/>
+          <w:color w:val="1A1A1A"/>
+          <w:sz w:val="19"/>
+          <w:szCs w:val="19"/>
+        </w:rPr>
+        <w:t xml:space="preserve">Own technical direction and hardware design for OpenArm, Grippers, camera modules, OpenYAM and more — translating requirements set by leadership and customers into manufacturable solutions.</w:t>
       </w:r>
     </w:p>
     <w:p>
@@ -235,7 +235,7 @@
       </w:pPr>
       <w:r>
         <w:rPr>
-          <w:rFonts w:ascii="Calibri" w:cs="Calibri" w:eastAsia="Calibri" w:hAnsi="Calibri"/>
+          <w:rFonts w:ascii="Calibri" w:eastAsia="Microsoft JhengHei" w:hAnsi="Calibri"/>
           <w:b/>
           <w:bCs/>
           <w:color w:val="1A1A1A"/>
@@ -246,7 +246,7 @@
       </w:r>
       <w:r>
         <w:rPr>
-          <w:rFonts w:ascii="Calibri" w:cs="Calibri" w:eastAsia="Calibri" w:hAnsi="Calibri"/>
+          <w:rFonts w:ascii="Calibri" w:eastAsia="Microsoft JhengHei" w:hAnsi="Calibri"/>
           <w:color w:val="1A1A1A"/>
           <w:sz w:val="19"/>
           <w:szCs w:val="19"/>
@@ -265,7 +265,7 @@
       </w:pPr>
       <w:r>
         <w:rPr>
-          <w:rFonts w:ascii="Calibri" w:cs="Calibri" w:eastAsia="Calibri" w:hAnsi="Calibri"/>
+          <w:rFonts w:ascii="Calibri" w:eastAsia="Microsoft JhengHei" w:hAnsi="Calibri"/>
           <w:b/>
           <w:bCs/>
           <w:color w:val="1A1A1A"/>
@@ -276,12 +276,12 @@
       </w:r>
       <w:r>
         <w:rPr>
-          <w:rFonts w:ascii="Calibri" w:cs="Calibri" w:eastAsia="Calibri" w:hAnsi="Calibri"/>
-          <w:color w:val="1A1A1A"/>
-          <w:sz w:val="19"/>
-          <w:szCs w:val="19"/>
-        </w:rPr>
-        <w:t xml:space="preserve">Interview, mentor and lead interns and full-time hires on the production and hardware RD teams; own staffing.</w:t>
+          <w:rFonts w:ascii="Calibri" w:eastAsia="Microsoft JhengHei" w:hAnsi="Calibri"/>
+          <w:color w:val="1A1A1A"/>
+          <w:sz w:val="19"/>
+          <w:szCs w:val="19"/>
+        </w:rPr>
+        <w:t xml:space="preserve">Lead a team of about 8 across production and hardware RD — interviewing, mentoring, and managing full-time hires and interns.</w:t>
       </w:r>
     </w:p>
     <w:p>
@@ -295,7 +295,7 @@
       </w:pPr>
       <w:r>
         <w:rPr>
-          <w:rFonts w:ascii="Calibri" w:cs="Calibri" w:eastAsia="Calibri" w:hAnsi="Calibri"/>
+          <w:rFonts w:ascii="Calibri" w:eastAsia="Microsoft JhengHei" w:hAnsi="Calibri"/>
           <w:b/>
           <w:bCs/>
           <w:color w:val="1A1A1A"/>
@@ -306,7 +306,7 @@
       </w:r>
       <w:r>
         <w:rPr>
-          <w:rFonts w:ascii="Calibri" w:cs="Calibri" w:eastAsia="Calibri" w:hAnsi="Calibri"/>
+          <w:rFonts w:ascii="Calibri" w:eastAsia="Microsoft JhengHei" w:hAnsi="Calibri"/>
           <w:color w:val="1A1A1A"/>
           <w:sz w:val="19"/>
           <w:szCs w:val="19"/>
@@ -325,7 +325,7 @@
       </w:pPr>
       <w:r>
         <w:rPr>
-          <w:rFonts w:ascii="Calibri" w:cs="Calibri" w:eastAsia="Calibri" w:hAnsi="Calibri"/>
+          <w:rFonts w:ascii="Calibri" w:eastAsia="Microsoft JhengHei" w:hAnsi="Calibri"/>
           <w:b/>
           <w:bCs/>
           <w:color w:val="1A1A1A"/>
@@ -336,7 +336,7 @@
       </w:r>
       <w:r>
         <w:rPr>
-          <w:rFonts w:ascii="Calibri" w:cs="Calibri" w:eastAsia="Calibri" w:hAnsi="Calibri"/>
+          <w:rFonts w:ascii="Calibri" w:eastAsia="Microsoft JhengHei" w:hAnsi="Calibri"/>
           <w:color w:val="1A1A1A"/>
           <w:sz w:val="19"/>
           <w:szCs w:val="19"/>
@@ -355,7 +355,7 @@
       </w:pPr>
       <w:r>
         <w:rPr>
-          <w:rFonts w:ascii="Calibri" w:cs="Calibri" w:eastAsia="Calibri" w:hAnsi="Calibri"/>
+          <w:rFonts w:ascii="Calibri" w:eastAsia="Microsoft JhengHei" w:hAnsi="Calibri"/>
           <w:b/>
           <w:bCs/>
           <w:color w:val="1A1A1A"/>
@@ -366,7 +366,7 @@
       </w:r>
       <w:r>
         <w:rPr>
-          <w:rFonts w:ascii="Calibri" w:cs="Calibri" w:eastAsia="Calibri" w:hAnsi="Calibri"/>
+          <w:rFonts w:ascii="Calibri" w:eastAsia="Microsoft JhengHei" w:hAnsi="Calibri"/>
           <w:color w:val="1A1A1A"/>
           <w:sz w:val="19"/>
           <w:szCs w:val="19"/>
@@ -383,7 +383,7 @@
       </w:pPr>
       <w:r>
         <w:rPr>
-          <w:rFonts w:ascii="Calibri" w:cs="Calibri" w:eastAsia="Calibri" w:hAnsi="Calibri"/>
+          <w:rFonts w:ascii="Calibri" w:eastAsia="Microsoft JhengHei" w:hAnsi="Calibri"/>
           <w:b/>
           <w:bCs/>
           <w:color w:val="1A1A1A"/>
@@ -394,7 +394,7 @@
       </w:r>
       <w:r>
         <w:rPr>
-          <w:rFonts w:ascii="Calibri" w:cs="Calibri" w:eastAsia="Calibri" w:hAnsi="Calibri"/>
+          <w:rFonts w:ascii="Calibri" w:eastAsia="Microsoft JhengHei" w:hAnsi="Calibri"/>
           <w:color w:val="565656"/>
           <w:sz w:val="18"/>
           <w:szCs w:val="18"/>
@@ -408,7 +408,7 @@
       </w:pPr>
       <w:r>
         <w:rPr>
-          <w:rFonts w:ascii="Calibri" w:cs="Calibri" w:eastAsia="Calibri" w:hAnsi="Calibri"/>
+          <w:rFonts w:ascii="Calibri" w:eastAsia="Microsoft JhengHei" w:hAnsi="Calibri"/>
           <w:color w:val="1F4E79"/>
           <w:sz w:val="19"/>
           <w:szCs w:val="19"/>
@@ -422,7 +422,7 @@
       </w:pPr>
       <w:r>
         <w:rPr>
-          <w:rFonts w:ascii="Calibri" w:cs="Calibri" w:eastAsia="Calibri" w:hAnsi="Calibri"/>
+          <w:rFonts w:ascii="Calibri" w:eastAsia="Microsoft JhengHei" w:hAnsi="Calibri"/>
           <w:color w:val="565656"/>
           <w:sz w:val="18"/>
           <w:szCs w:val="18"/>
@@ -441,7 +441,7 @@
       </w:pPr>
       <w:r>
         <w:rPr>
-          <w:rFonts w:ascii="Calibri" w:cs="Calibri" w:eastAsia="Calibri" w:hAnsi="Calibri"/>
+          <w:rFonts w:ascii="Calibri" w:eastAsia="Microsoft JhengHei" w:hAnsi="Calibri"/>
           <w:b/>
           <w:bCs/>
           <w:color w:val="1A1A1A"/>
@@ -452,7 +452,7 @@
       </w:r>
       <w:r>
         <w:rPr>
-          <w:rFonts w:ascii="Calibri" w:cs="Calibri" w:eastAsia="Calibri" w:hAnsi="Calibri"/>
+          <w:rFonts w:ascii="Calibri" w:eastAsia="Microsoft JhengHei" w:hAnsi="Calibri"/>
           <w:color w:val="1A1A1A"/>
           <w:sz w:val="19"/>
           <w:szCs w:val="19"/>
@@ -471,7 +471,7 @@
       </w:pPr>
       <w:r>
         <w:rPr>
-          <w:rFonts w:ascii="Calibri" w:cs="Calibri" w:eastAsia="Calibri" w:hAnsi="Calibri"/>
+          <w:rFonts w:ascii="Calibri" w:eastAsia="Microsoft JhengHei" w:hAnsi="Calibri"/>
           <w:b/>
           <w:bCs/>
           <w:color w:val="1A1A1A"/>
@@ -482,7 +482,7 @@
       </w:r>
       <w:r>
         <w:rPr>
-          <w:rFonts w:ascii="Calibri" w:cs="Calibri" w:eastAsia="Calibri" w:hAnsi="Calibri"/>
+          <w:rFonts w:ascii="Calibri" w:eastAsia="Microsoft JhengHei" w:hAnsi="Calibri"/>
           <w:color w:val="1A1A1A"/>
           <w:sz w:val="19"/>
           <w:szCs w:val="19"/>
@@ -501,7 +501,7 @@
       </w:pPr>
       <w:r>
         <w:rPr>
-          <w:rFonts w:ascii="Calibri" w:cs="Calibri" w:eastAsia="Calibri" w:hAnsi="Calibri"/>
+          <w:rFonts w:ascii="Calibri" w:eastAsia="Microsoft JhengHei" w:hAnsi="Calibri"/>
           <w:b/>
           <w:bCs/>
           <w:color w:val="1A1A1A"/>
@@ -512,7 +512,7 @@
       </w:r>
       <w:r>
         <w:rPr>
-          <w:rFonts w:ascii="Calibri" w:cs="Calibri" w:eastAsia="Calibri" w:hAnsi="Calibri"/>
+          <w:rFonts w:ascii="Calibri" w:eastAsia="Microsoft JhengHei" w:hAnsi="Calibri"/>
           <w:color w:val="1A1A1A"/>
           <w:sz w:val="19"/>
           <w:szCs w:val="19"/>
@@ -527,7 +527,7 @@
       </w:pPr>
       <w:r>
         <w:rPr>
-          <w:rFonts w:ascii="Calibri" w:cs="Calibri" w:eastAsia="Calibri" w:hAnsi="Calibri"/>
+          <w:rFonts w:ascii="Calibri" w:eastAsia="Microsoft JhengHei" w:hAnsi="Calibri"/>
           <w:b/>
           <w:bCs/>
           <w:color w:val="1F4E79"/>
@@ -538,7 +538,7 @@
       </w:r>
       <w:r>
         <w:rPr>
-          <w:rFonts w:ascii="Calibri" w:cs="Calibri" w:eastAsia="Calibri" w:hAnsi="Calibri"/>
+          <w:rFonts w:ascii="Calibri" w:eastAsia="Microsoft JhengHei" w:hAnsi="Calibri"/>
           <w:color w:val="565656"/>
           <w:sz w:val="18"/>
           <w:szCs w:val="18"/>
@@ -555,7 +555,7 @@
       </w:pPr>
       <w:r>
         <w:rPr>
-          <w:rFonts w:ascii="Calibri" w:cs="Calibri" w:eastAsia="Calibri" w:hAnsi="Calibri"/>
+          <w:rFonts w:ascii="Calibri" w:eastAsia="Microsoft JhengHei" w:hAnsi="Calibri"/>
           <w:b/>
           <w:bCs/>
           <w:color w:val="1A1A1A"/>
@@ -566,7 +566,7 @@
       </w:r>
       <w:r>
         <w:rPr>
-          <w:rFonts w:ascii="Calibri" w:cs="Calibri" w:eastAsia="Calibri" w:hAnsi="Calibri"/>
+          <w:rFonts w:ascii="Calibri" w:eastAsia="Microsoft JhengHei" w:hAnsi="Calibri"/>
           <w:color w:val="565656"/>
           <w:sz w:val="18"/>
           <w:szCs w:val="18"/>
@@ -580,7 +580,7 @@
       </w:pPr>
       <w:r>
         <w:rPr>
-          <w:rFonts w:ascii="Calibri" w:cs="Calibri" w:eastAsia="Calibri" w:hAnsi="Calibri"/>
+          <w:rFonts w:ascii="Calibri" w:eastAsia="Microsoft JhengHei" w:hAnsi="Calibri"/>
           <w:color w:val="1F4E79"/>
           <w:sz w:val="19"/>
           <w:szCs w:val="19"/>
@@ -594,7 +594,7 @@
       </w:pPr>
       <w:r>
         <w:rPr>
-          <w:rFonts w:ascii="Calibri" w:cs="Calibri" w:eastAsia="Calibri" w:hAnsi="Calibri"/>
+          <w:rFonts w:ascii="Calibri" w:eastAsia="Microsoft JhengHei" w:hAnsi="Calibri"/>
           <w:color w:val="565656"/>
           <w:sz w:val="18"/>
           <w:szCs w:val="18"/>
@@ -613,7 +613,7 @@
       </w:pPr>
       <w:r>
         <w:rPr>
-          <w:rFonts w:ascii="Calibri" w:cs="Calibri" w:eastAsia="Calibri" w:hAnsi="Calibri"/>
+          <w:rFonts w:ascii="Calibri" w:eastAsia="Microsoft JhengHei" w:hAnsi="Calibri"/>
           <w:b/>
           <w:bCs/>
           <w:color w:val="1A1A1A"/>
@@ -624,7 +624,7 @@
       </w:r>
       <w:r>
         <w:rPr>
-          <w:rFonts w:ascii="Calibri" w:cs="Calibri" w:eastAsia="Calibri" w:hAnsi="Calibri"/>
+          <w:rFonts w:ascii="Calibri" w:eastAsia="Microsoft JhengHei" w:hAnsi="Calibri"/>
           <w:color w:val="1A1A1A"/>
           <w:sz w:val="19"/>
           <w:szCs w:val="19"/>
@@ -643,7 +643,7 @@
       </w:pPr>
       <w:r>
         <w:rPr>
-          <w:rFonts w:ascii="Calibri" w:cs="Calibri" w:eastAsia="Calibri" w:hAnsi="Calibri"/>
+          <w:rFonts w:ascii="Calibri" w:eastAsia="Microsoft JhengHei" w:hAnsi="Calibri"/>
           <w:b/>
           <w:bCs/>
           <w:color w:val="1A1A1A"/>
@@ -654,7 +654,7 @@
       </w:r>
       <w:r>
         <w:rPr>
-          <w:rFonts w:ascii="Calibri" w:cs="Calibri" w:eastAsia="Calibri" w:hAnsi="Calibri"/>
+          <w:rFonts w:ascii="Calibri" w:eastAsia="Microsoft JhengHei" w:hAnsi="Calibri"/>
           <w:color w:val="1A1A1A"/>
           <w:sz w:val="19"/>
           <w:szCs w:val="19"/>
@@ -673,7 +673,7 @@
       </w:pPr>
       <w:r>
         <w:rPr>
-          <w:rFonts w:ascii="Calibri" w:cs="Calibri" w:eastAsia="Calibri" w:hAnsi="Calibri"/>
+          <w:rFonts w:ascii="Calibri" w:eastAsia="Microsoft JhengHei" w:hAnsi="Calibri"/>
           <w:b/>
           <w:bCs/>
           <w:color w:val="1A1A1A"/>
@@ -684,7 +684,7 @@
       </w:r>
       <w:r>
         <w:rPr>
-          <w:rFonts w:ascii="Calibri" w:cs="Calibri" w:eastAsia="Calibri" w:hAnsi="Calibri"/>
+          <w:rFonts w:ascii="Calibri" w:eastAsia="Microsoft JhengHei" w:hAnsi="Calibri"/>
           <w:color w:val="1A1A1A"/>
           <w:sz w:val="19"/>
           <w:szCs w:val="19"/>
@@ -699,7 +699,7 @@
       </w:pPr>
       <w:r>
         <w:rPr>
-          <w:rFonts w:ascii="Calibri" w:cs="Calibri" w:eastAsia="Calibri" w:hAnsi="Calibri"/>
+          <w:rFonts w:ascii="Calibri" w:eastAsia="Microsoft JhengHei" w:hAnsi="Calibri"/>
           <w:b/>
           <w:bCs/>
           <w:color w:val="1F4E79"/>
@@ -710,7 +710,7 @@
       </w:r>
       <w:r>
         <w:rPr>
-          <w:rFonts w:ascii="Calibri" w:cs="Calibri" w:eastAsia="Calibri" w:hAnsi="Calibri"/>
+          <w:rFonts w:ascii="Calibri" w:eastAsia="Microsoft JhengHei" w:hAnsi="Calibri"/>
           <w:color w:val="565656"/>
           <w:sz w:val="18"/>
           <w:szCs w:val="18"/>
@@ -727,7 +727,7 @@
       </w:pPr>
       <w:r>
         <w:rPr>
-          <w:rFonts w:ascii="Calibri" w:cs="Calibri" w:eastAsia="Calibri" w:hAnsi="Calibri"/>
+          <w:rFonts w:ascii="Calibri" w:eastAsia="Microsoft JhengHei" w:hAnsi="Calibri"/>
           <w:b/>
           <w:bCs/>
           <w:color w:val="1F4E79"/>
@@ -746,7 +746,7 @@
       </w:pPr>
       <w:r>
         <w:rPr>
-          <w:rFonts w:ascii="Calibri" w:cs="Calibri" w:eastAsia="Calibri" w:hAnsi="Calibri"/>
+          <w:rFonts w:ascii="Calibri" w:eastAsia="Microsoft JhengHei" w:hAnsi="Calibri"/>
           <w:b/>
           <w:bCs/>
           <w:color w:val="1A1A1A"/>
@@ -757,7 +757,7 @@
       </w:r>
       <w:r>
         <w:rPr>
-          <w:rFonts w:ascii="Calibri" w:cs="Calibri" w:eastAsia="Calibri" w:hAnsi="Calibri"/>
+          <w:rFonts w:ascii="Calibri" w:eastAsia="Microsoft JhengHei" w:hAnsi="Calibri"/>
           <w:color w:val="565656"/>
           <w:sz w:val="19"/>
           <w:szCs w:val="19"/>
@@ -766,7 +766,7 @@
       </w:r>
       <w:r>
         <w:rPr>
-          <w:rFonts w:ascii="Calibri" w:cs="Calibri" w:eastAsia="Calibri" w:hAnsi="Calibri"/>
+          <w:rFonts w:ascii="Calibri" w:eastAsia="Microsoft JhengHei" w:hAnsi="Calibri"/>
           <w:color w:val="565656"/>
           <w:sz w:val="18"/>
           <w:szCs w:val="18"/>
@@ -781,7 +781,7 @@
       </w:pPr>
       <w:r>
         <w:rPr>
-          <w:rFonts w:ascii="Calibri" w:cs="Calibri" w:eastAsia="Calibri" w:hAnsi="Calibri"/>
+          <w:rFonts w:ascii="Calibri" w:eastAsia="Microsoft JhengHei" w:hAnsi="Calibri"/>
           <w:color w:val="565656"/>
           <w:sz w:val="18"/>
           <w:szCs w:val="18"/>
@@ -798,7 +798,7 @@
       </w:pPr>
       <w:r>
         <w:rPr>
-          <w:rFonts w:ascii="Calibri" w:cs="Calibri" w:eastAsia="Calibri" w:hAnsi="Calibri"/>
+          <w:rFonts w:ascii="Calibri" w:eastAsia="Microsoft JhengHei" w:hAnsi="Calibri"/>
           <w:b/>
           <w:bCs/>
           <w:color w:val="1A1A1A"/>
@@ -809,7 +809,7 @@
       </w:r>
       <w:r>
         <w:rPr>
-          <w:rFonts w:ascii="Calibri" w:cs="Calibri" w:eastAsia="Calibri" w:hAnsi="Calibri"/>
+          <w:rFonts w:ascii="Calibri" w:eastAsia="Microsoft JhengHei" w:hAnsi="Calibri"/>
           <w:color w:val="565656"/>
           <w:sz w:val="19"/>
           <w:szCs w:val="19"/>
@@ -818,7 +818,7 @@
       </w:r>
       <w:r>
         <w:rPr>
-          <w:rFonts w:ascii="Calibri" w:cs="Calibri" w:eastAsia="Calibri" w:hAnsi="Calibri"/>
+          <w:rFonts w:ascii="Calibri" w:eastAsia="Microsoft JhengHei" w:hAnsi="Calibri"/>
           <w:color w:val="565656"/>
           <w:sz w:val="18"/>
           <w:szCs w:val="18"/>
@@ -835,7 +835,7 @@
       </w:pPr>
       <w:r>
         <w:rPr>
-          <w:rFonts w:ascii="Calibri" w:cs="Calibri" w:eastAsia="Calibri" w:hAnsi="Calibri"/>
+          <w:rFonts w:ascii="Calibri" w:eastAsia="Microsoft JhengHei" w:hAnsi="Calibri"/>
           <w:b/>
           <w:bCs/>
           <w:color w:val="1F4E79"/>
@@ -851,7 +851,7 @@
       </w:pPr>
       <w:r>
         <w:rPr>
-          <w:rFonts w:ascii="Calibri" w:cs="Calibri" w:eastAsia="Calibri" w:hAnsi="Calibri"/>
+          <w:rFonts w:ascii="Calibri" w:eastAsia="Microsoft JhengHei" w:hAnsi="Calibri"/>
           <w:b/>
           <w:bCs/>
           <w:color w:val="1F4E79"/>
@@ -868,7 +868,7 @@
       </w:pPr>
       <w:r>
         <w:rPr>
-          <w:rFonts w:ascii="Calibri" w:cs="Calibri" w:eastAsia="Calibri" w:hAnsi="Calibri"/>
+          <w:rFonts w:ascii="Calibri" w:eastAsia="Microsoft JhengHei" w:hAnsi="Calibri"/>
           <w:color w:val="565656"/>
           <w:sz w:val="19"/>
           <w:szCs w:val="19"/>
@@ -882,7 +882,7 @@
       </w:pPr>
       <w:r>
         <w:rPr>
-          <w:rFonts w:ascii="Calibri" w:cs="Calibri" w:eastAsia="Calibri" w:hAnsi="Calibri"/>
+          <w:rFonts w:ascii="Calibri" w:eastAsia="Microsoft JhengHei" w:hAnsi="Calibri"/>
           <w:b/>
           <w:bCs/>
           <w:color w:val="1F4E79"/>
@@ -899,7 +899,7 @@
       </w:pPr>
       <w:r>
         <w:rPr>
-          <w:rFonts w:ascii="Calibri" w:cs="Calibri" w:eastAsia="Calibri" w:hAnsi="Calibri"/>
+          <w:rFonts w:ascii="Calibri" w:eastAsia="Microsoft JhengHei" w:hAnsi="Calibri"/>
           <w:color w:val="565656"/>
           <w:sz w:val="19"/>
           <w:szCs w:val="19"/>
@@ -913,7 +913,7 @@
       </w:pPr>
       <w:r>
         <w:rPr>
-          <w:rFonts w:ascii="Calibri" w:cs="Calibri" w:eastAsia="Calibri" w:hAnsi="Calibri"/>
+          <w:rFonts w:ascii="Calibri" w:eastAsia="Microsoft JhengHei" w:hAnsi="Calibri"/>
           <w:b/>
           <w:bCs/>
           <w:color w:val="1F4E79"/>
@@ -930,7 +930,7 @@
       </w:pPr>
       <w:r>
         <w:rPr>
-          <w:rFonts w:ascii="Calibri" w:cs="Calibri" w:eastAsia="Calibri" w:hAnsi="Calibri"/>
+          <w:rFonts w:ascii="Calibri" w:eastAsia="Microsoft JhengHei" w:hAnsi="Calibri"/>
           <w:color w:val="565656"/>
           <w:sz w:val="19"/>
           <w:szCs w:val="19"/>
@@ -944,7 +944,7 @@
       </w:pPr>
       <w:r>
         <w:rPr>
-          <w:rFonts w:ascii="Calibri" w:cs="Calibri" w:eastAsia="Calibri" w:hAnsi="Calibri"/>
+          <w:rFonts w:ascii="Calibri" w:eastAsia="Microsoft JhengHei" w:hAnsi="Calibri"/>
           <w:b/>
           <w:bCs/>
           <w:color w:val="1F4E79"/>
@@ -961,7 +961,7 @@
       </w:pPr>
       <w:r>
         <w:rPr>
-          <w:rFonts w:ascii="Calibri" w:cs="Calibri" w:eastAsia="Calibri" w:hAnsi="Calibri"/>
+          <w:rFonts w:ascii="Calibri" w:eastAsia="Microsoft JhengHei" w:hAnsi="Calibri"/>
           <w:color w:val="565656"/>
           <w:sz w:val="19"/>
           <w:szCs w:val="19"/>
@@ -978,7 +978,7 @@
       </w:pPr>
       <w:r>
         <w:rPr>
-          <w:rFonts w:ascii="Calibri" w:cs="Calibri" w:eastAsia="Calibri" w:hAnsi="Calibri"/>
+          <w:rFonts w:ascii="Calibri" w:eastAsia="Microsoft JhengHei" w:hAnsi="Calibri"/>
           <w:b/>
           <w:bCs/>
           <w:color w:val="1F4E79"/>
@@ -999,7 +999,7 @@
       </w:pPr>
       <w:r>
         <w:rPr>
-          <w:rFonts w:ascii="Calibri" w:cs="Calibri" w:eastAsia="Calibri" w:hAnsi="Calibri"/>
+          <w:rFonts w:ascii="Calibri" w:eastAsia="Microsoft JhengHei" w:hAnsi="Calibri"/>
           <w:b/>
           <w:bCs/>
           <w:color w:val="1A1A1A"/>
@@ -1010,7 +1010,7 @@
       </w:r>
       <w:r>
         <w:rPr>
-          <w:rFonts w:ascii="Calibri" w:cs="Calibri" w:eastAsia="Calibri" w:hAnsi="Calibri"/>
+          <w:rFonts w:ascii="Calibri" w:eastAsia="Microsoft JhengHei" w:hAnsi="Calibri"/>
           <w:color w:val="1A1A1A"/>
           <w:sz w:val="19"/>
           <w:szCs w:val="19"/>
@@ -1029,7 +1029,7 @@
       </w:pPr>
       <w:r>
         <w:rPr>
-          <w:rFonts w:ascii="Calibri" w:cs="Calibri" w:eastAsia="Calibri" w:hAnsi="Calibri"/>
+          <w:rFonts w:ascii="Calibri" w:eastAsia="Microsoft JhengHei" w:hAnsi="Calibri"/>
           <w:b/>
           <w:bCs/>
           <w:color w:val="1A1A1A"/>
@@ -1040,7 +1040,7 @@
       </w:r>
       <w:r>
         <w:rPr>
-          <w:rFonts w:ascii="Calibri" w:cs="Calibri" w:eastAsia="Calibri" w:hAnsi="Calibri"/>
+          <w:rFonts w:ascii="Calibri" w:eastAsia="Microsoft JhengHei" w:hAnsi="Calibri"/>
           <w:color w:val="1A1A1A"/>
           <w:sz w:val="19"/>
           <w:szCs w:val="19"/>
@@ -1236,7 +1236,7 @@
   <w:docDefaults>
     <w:rPrDefault>
       <w:rPr>
-        <w:rFonts w:ascii="Calibri" w:cs="Calibri" w:eastAsia="Calibri" w:hAnsi="Calibri"/>
+        <w:rFonts w:ascii="Calibri" w:eastAsia="Microsoft JhengHei" w:hAnsi="Calibri"/>
         <w:color w:val="1A1A1A"/>
         <w:sz w:val="20"/>
         <w:szCs w:val="20"/>
